--- a/tillsyn/A 60737-2025 tillsynsbegäran.docx
+++ b/tillsyn/A 60737-2025 tillsynsbegäran.docx
@@ -452,7 +452,7 @@
     <w:r>
       <w:tab/>
       <w:tab/>
-      <w:t>2025-12-06</w:t>
+      <w:t>2025-12-07</w:t>
       <w:br/>
       <w:br/>
     </w:r>

--- a/tillsyn/A 60737-2025 tillsynsbegäran.docx
+++ b/tillsyn/A 60737-2025 tillsynsbegäran.docx
@@ -452,7 +452,7 @@
     <w:r>
       <w:tab/>
       <w:tab/>
-      <w:t>2025-12-07</w:t>
+      <w:t>2025-12-08</w:t>
       <w:br/>
       <w:br/>
     </w:r>

--- a/tillsyn/A 60737-2025 tillsynsbegäran.docx
+++ b/tillsyn/A 60737-2025 tillsynsbegäran.docx
@@ -452,7 +452,7 @@
     <w:r>
       <w:tab/>
       <w:tab/>
-      <w:t>2025-12-08</w:t>
+      <w:t>2025-12-09</w:t>
       <w:br/>
       <w:br/>
     </w:r>

--- a/tillsyn/A 60737-2025 tillsynsbegäran.docx
+++ b/tillsyn/A 60737-2025 tillsynsbegäran.docx
@@ -452,7 +452,7 @@
     <w:r>
       <w:tab/>
       <w:tab/>
-      <w:t>2025-12-09</w:t>
+      <w:t>2025-12-10</w:t>
       <w:br/>
       <w:br/>
     </w:r>

--- a/tillsyn/A 60737-2025 tillsynsbegäran.docx
+++ b/tillsyn/A 60737-2025 tillsynsbegäran.docx
@@ -452,7 +452,7 @@
     <w:r>
       <w:tab/>
       <w:tab/>
-      <w:t>2025-12-10</w:t>
+      <w:t>2025-12-11</w:t>
       <w:br/>
       <w:br/>
     </w:r>

--- a/tillsyn/A 60737-2025 tillsynsbegäran.docx
+++ b/tillsyn/A 60737-2025 tillsynsbegäran.docx
@@ -452,7 +452,7 @@
     <w:r>
       <w:tab/>
       <w:tab/>
-      <w:t>2025-12-11</w:t>
+      <w:t>2025-12-12</w:t>
       <w:br/>
       <w:br/>
     </w:r>

--- a/tillsyn/A 60737-2025 tillsynsbegäran.docx
+++ b/tillsyn/A 60737-2025 tillsynsbegäran.docx
@@ -452,7 +452,7 @@
     <w:r>
       <w:tab/>
       <w:tab/>
-      <w:t>2025-12-12</w:t>
+      <w:t>2025-12-13</w:t>
       <w:br/>
       <w:br/>
     </w:r>

--- a/tillsyn/A 60737-2025 tillsynsbegäran.docx
+++ b/tillsyn/A 60737-2025 tillsynsbegäran.docx
@@ -452,7 +452,7 @@
     <w:r>
       <w:tab/>
       <w:tab/>
-      <w:t>2025-12-19</w:t>
+      <w:t>2025-12-20</w:t>
       <w:br/>
       <w:br/>
     </w:r>

--- a/tillsyn/A 60737-2025 tillsynsbegäran.docx
+++ b/tillsyn/A 60737-2025 tillsynsbegäran.docx
@@ -452,7 +452,7 @@
     <w:r>
       <w:tab/>
       <w:tab/>
-      <w:t>2025-12-20</w:t>
+      <w:t>2025-12-21</w:t>
       <w:br/>
       <w:br/>
     </w:r>

--- a/tillsyn/A 60737-2025 tillsynsbegäran.docx
+++ b/tillsyn/A 60737-2025 tillsynsbegäran.docx
@@ -452,7 +452,7 @@
     <w:r>
       <w:tab/>
       <w:tab/>
-      <w:t>2025-12-21</w:t>
+      <w:t>2025-12-22</w:t>
       <w:br/>
       <w:br/>
     </w:r>

--- a/tillsyn/A 60737-2025 tillsynsbegäran.docx
+++ b/tillsyn/A 60737-2025 tillsynsbegäran.docx
@@ -452,7 +452,7 @@
     <w:r>
       <w:tab/>
       <w:tab/>
-      <w:t>2025-12-22</w:t>
+      <w:t>2025-12-26</w:t>
       <w:br/>
       <w:br/>
     </w:r>

--- a/tillsyn/A 60737-2025 tillsynsbegäran.docx
+++ b/tillsyn/A 60737-2025 tillsynsbegäran.docx
@@ -452,7 +452,7 @@
     <w:r>
       <w:tab/>
       <w:tab/>
-      <w:t>2026-01-07</w:t>
+      <w:t>2026-01-08</w:t>
       <w:br/>
       <w:br/>
     </w:r>

--- a/tillsyn/A 60737-2025 tillsynsbegäran.docx
+++ b/tillsyn/A 60737-2025 tillsynsbegäran.docx
@@ -452,7 +452,7 @@
     <w:r>
       <w:tab/>
       <w:tab/>
-      <w:t>2026-01-08</w:t>
+      <w:t>2026-01-09</w:t>
       <w:br/>
       <w:br/>
     </w:r>

--- a/tillsyn/A 60737-2025 tillsynsbegäran.docx
+++ b/tillsyn/A 60737-2025 tillsynsbegäran.docx
@@ -452,7 +452,7 @@
     <w:r>
       <w:tab/>
       <w:tab/>
-      <w:t>2026-01-09</w:t>
+      <w:t>2026-01-10</w:t>
       <w:br/>
       <w:br/>
     </w:r>

--- a/tillsyn/A 60737-2025 tillsynsbegäran.docx
+++ b/tillsyn/A 60737-2025 tillsynsbegäran.docx
@@ -452,7 +452,7 @@
     <w:r>
       <w:tab/>
       <w:tab/>
-      <w:t>2026-01-10</w:t>
+      <w:t>2026-01-11</w:t>
       <w:br/>
       <w:br/>
     </w:r>

--- a/tillsyn/A 60737-2025 tillsynsbegäran.docx
+++ b/tillsyn/A 60737-2025 tillsynsbegäran.docx
@@ -452,7 +452,7 @@
     <w:r>
       <w:tab/>
       <w:tab/>
-      <w:t>2026-01-11</w:t>
+      <w:t>2026-01-12</w:t>
       <w:br/>
       <w:br/>
     </w:r>

--- a/tillsyn/A 60737-2025 tillsynsbegäran.docx
+++ b/tillsyn/A 60737-2025 tillsynsbegäran.docx
@@ -452,7 +452,7 @@
     <w:r>
       <w:tab/>
       <w:tab/>
-      <w:t>2026-01-12</w:t>
+      <w:t>2026-01-13</w:t>
       <w:br/>
       <w:br/>
     </w:r>

--- a/tillsyn/A 60737-2025 tillsynsbegäran.docx
+++ b/tillsyn/A 60737-2025 tillsynsbegäran.docx
@@ -452,7 +452,7 @@
     <w:r>
       <w:tab/>
       <w:tab/>
-      <w:t>2026-01-13</w:t>
+      <w:t>2026-01-14</w:t>
       <w:br/>
       <w:br/>
     </w:r>

--- a/tillsyn/A 60737-2025 tillsynsbegäran.docx
+++ b/tillsyn/A 60737-2025 tillsynsbegäran.docx
@@ -452,7 +452,7 @@
     <w:r>
       <w:tab/>
       <w:tab/>
-      <w:t>2026-01-14</w:t>
+      <w:t>2026-01-15</w:t>
       <w:br/>
       <w:br/>
     </w:r>

--- a/tillsyn/A 60737-2025 tillsynsbegäran.docx
+++ b/tillsyn/A 60737-2025 tillsynsbegäran.docx
@@ -452,7 +452,7 @@
     <w:r>
       <w:tab/>
       <w:tab/>
-      <w:t>2026-01-15</w:t>
+      <w:t>2026-01-16</w:t>
       <w:br/>
       <w:br/>
     </w:r>

--- a/tillsyn/A 60737-2025 tillsynsbegäran.docx
+++ b/tillsyn/A 60737-2025 tillsynsbegäran.docx
@@ -452,7 +452,7 @@
     <w:r>
       <w:tab/>
       <w:tab/>
-      <w:t>2026-01-16</w:t>
+      <w:t>2026-01-17</w:t>
       <w:br/>
       <w:br/>
     </w:r>

--- a/tillsyn/A 60737-2025 tillsynsbegäran.docx
+++ b/tillsyn/A 60737-2025 tillsynsbegäran.docx
@@ -452,7 +452,7 @@
     <w:r>
       <w:tab/>
       <w:tab/>
-      <w:t>2026-01-17</w:t>
+      <w:t>2026-01-18</w:t>
       <w:br/>
       <w:br/>
     </w:r>

--- a/tillsyn/A 60737-2025 tillsynsbegäran.docx
+++ b/tillsyn/A 60737-2025 tillsynsbegäran.docx
@@ -452,7 +452,7 @@
     <w:r>
       <w:tab/>
       <w:tab/>
-      <w:t>2026-01-18</w:t>
+      <w:t>2026-01-19</w:t>
       <w:br/>
       <w:br/>
     </w:r>

--- a/tillsyn/A 60737-2025 tillsynsbegäran.docx
+++ b/tillsyn/A 60737-2025 tillsynsbegäran.docx
@@ -452,7 +452,7 @@
     <w:r>
       <w:tab/>
       <w:tab/>
-      <w:t>2026-01-19</w:t>
+      <w:t>2026-01-20</w:t>
       <w:br/>
       <w:br/>
     </w:r>

--- a/tillsyn/A 60737-2025 tillsynsbegäran.docx
+++ b/tillsyn/A 60737-2025 tillsynsbegäran.docx
@@ -452,7 +452,7 @@
     <w:r>
       <w:tab/>
       <w:tab/>
-      <w:t>2026-01-20</w:t>
+      <w:t>2026-01-21</w:t>
       <w:br/>
       <w:br/>
     </w:r>

--- a/tillsyn/A 60737-2025 tillsynsbegäran.docx
+++ b/tillsyn/A 60737-2025 tillsynsbegäran.docx
@@ -452,7 +452,7 @@
     <w:r>
       <w:tab/>
       <w:tab/>
-      <w:t>2026-01-21</w:t>
+      <w:t>2026-01-23</w:t>
       <w:br/>
       <w:br/>
     </w:r>

--- a/tillsyn/A 60737-2025 tillsynsbegäran.docx
+++ b/tillsyn/A 60737-2025 tillsynsbegäran.docx
@@ -452,7 +452,7 @@
     <w:r>
       <w:tab/>
       <w:tab/>
-      <w:t>2026-01-23</w:t>
+      <w:t>2026-01-24</w:t>
       <w:br/>
       <w:br/>
     </w:r>

--- a/tillsyn/A 60737-2025 tillsynsbegäran.docx
+++ b/tillsyn/A 60737-2025 tillsynsbegäran.docx
@@ -452,7 +452,7 @@
     <w:r>
       <w:tab/>
       <w:tab/>
-      <w:t>2026-01-24</w:t>
+      <w:t>2026-01-25</w:t>
       <w:br/>
       <w:br/>
     </w:r>

--- a/tillsyn/A 60737-2025 tillsynsbegäran.docx
+++ b/tillsyn/A 60737-2025 tillsynsbegäran.docx
@@ -452,7 +452,7 @@
     <w:r>
       <w:tab/>
       <w:tab/>
-      <w:t>2026-01-25</w:t>
+      <w:t>2026-01-26</w:t>
       <w:br/>
       <w:br/>
     </w:r>

--- a/tillsyn/A 60737-2025 tillsynsbegäran.docx
+++ b/tillsyn/A 60737-2025 tillsynsbegäran.docx
@@ -452,7 +452,7 @@
     <w:r>
       <w:tab/>
       <w:tab/>
-      <w:t>2026-01-26</w:t>
+      <w:t>2026-01-27</w:t>
       <w:br/>
       <w:br/>
     </w:r>

--- a/tillsyn/A 60737-2025 tillsynsbegäran.docx
+++ b/tillsyn/A 60737-2025 tillsynsbegäran.docx
@@ -452,7 +452,7 @@
     <w:r>
       <w:tab/>
       <w:tab/>
-      <w:t>2026-01-27</w:t>
+      <w:t>2026-01-28</w:t>
       <w:br/>
       <w:br/>
     </w:r>

--- a/tillsyn/A 60737-2025 tillsynsbegäran.docx
+++ b/tillsyn/A 60737-2025 tillsynsbegäran.docx
@@ -95,6 +95,35 @@
         <w:rPr>
           <w:b/>
         </w:rPr>
+        <w:t>Barkticka</w:t>
+      </w:r>
+      <w:r>
+        <w:t xml:space="preserve"> är en vednedbrytare som växer på barken av döda lövträd, främst asp, men någon gång även på björk eller andra trädslag. På sina växtplatser förekommer den gärna tillsammans med flera ovanliga och rödlistade arter, till exempel olika insekter. Barkticka är typisk art för </w:t>
+      </w:r>
+      <w:r>
+        <w:rPr>
+          <w:i/>
+        </w:rPr>
+        <w:t xml:space="preserve">9010 Taiga </w:t>
+      </w:r>
+      <w:r>
+        <w:t xml:space="preserve">och </w:t>
+      </w:r>
+      <w:r>
+        <w:rPr>
+          <w:i/>
+        </w:rPr>
+        <w:t>9030 Landhöjningsskog</w:t>
+      </w:r>
+      <w:r>
+        <w:t xml:space="preserve"> (SLU Artdatabanken, 2025; Nitare &amp; Skogsstyrelsen, 2019).</w:t>
+      </w:r>
+    </w:p>
+    <w:p>
+      <w:r>
+        <w:rPr>
+          <w:b/>
+        </w:rPr>
         <w:t>Grönhjon (NT)</w:t>
       </w:r>
       <w:r>
@@ -109,7 +138,25 @@
         <w:t>Hasselticka</w:t>
       </w:r>
       <w:r>
-        <w:t xml:space="preserve"> är en bra signalart för lundar med höga naturvärden. På lokalerna förekommer ofta många andra ovanliga och rödlistade arter. Växtplatserna har normalt långvarig lövkontinuitet av hassel (ibland al). Den kräver dessutom att det successivt bildas, och i området kontinuerligt förekommit, en viss mängd döda stammar. Arten tycks saknas i sekundära och i sen tid uppkomna al- och hasselmarker om dessa inte ligger i direkt anslutning till äldre förekomster (Nitare &amp; Skogsstyrelsen, 2019).</w:t>
+        <w:t xml:space="preserve"> är en bra signalart för lundar med höga naturvärden. På lokalerna förekommer ofta många andra ovanliga och rödlistade arter. Växtplatserna har normalt långvarig lövkontinuitet av hassel (ibland al). Den kräver dessutom att det successivt bildas, och i området kontinuerligt förekommit, en viss mängd döda stammar. Arten tycks saknas i sekundära och i sen tid uppkomna al- och hasselmarker om dessa inte ligger i direkt anslutning till äldre förekomster. Hasselticka är typisk art för </w:t>
+      </w:r>
+      <w:r>
+        <w:rPr>
+          <w:i/>
+        </w:rPr>
+        <w:t xml:space="preserve">9020 Nordlig ädellövskog </w:t>
+      </w:r>
+      <w:r>
+        <w:t xml:space="preserve">och </w:t>
+      </w:r>
+      <w:r>
+        <w:rPr>
+          <w:i/>
+        </w:rPr>
+        <w:t xml:space="preserve">9160 Näringsrik ekskog </w:t>
+      </w:r>
+      <w:r>
+        <w:t>(Nitare &amp; Skogsstyrelsen, 2019; SLU Artdatabanken, 2025).</w:t>
       </w:r>
     </w:p>
     <w:p>
@@ -120,7 +167,7 @@
         <w:t>Lunglav (NT)</w:t>
       </w:r>
       <w:r>
-        <w:t xml:space="preserve"> är en av vårt lands främsta signalarter som överallt indikerar gamla lövträd, skogsbestånd med höga naturvärden och ekosystem med lång skoglig kontinuitet. Lokalt kan förekomsten vara mycket riklig men den hittas nästan enbart i gamla och ej slutavverkade skogar. Artens samtliga förekomster bör uppmärksammas från naturvårdssynpunkt, då många lokaler även hyser andra ovanliga och rödlistade arter. Rikliga förekomster bör skyddas med biotopskydd, frivilliga avsättningar eller reservat. Det finns ett antal sällsynta lavparasiter som växer på lunglav: lunglavsknapp (VU), skrovelmössing (DD), lunglavshårprick (DD), </w:t>
+        <w:t xml:space="preserve"> är en av vårt lands främsta signalarter som överallt indikerar gamla lövträd, skogsbestånd med höga naturvärden och ekosystem med långskoglig kontinuitet. Lokalt kan förekomsten vara mycket riklig men den hittas nästan enbart i gamla och ej slutavverkade skogar. Artens samtliga förekomster bör uppmärksammas från naturvårdssynpunkt, då många lokaler även hyser andra ovanliga och rödlistade arter. Rikliga förekomster bör skyddas med biotopskydd, frivilliga avsättningar eller reservat. Det finns ett antal sällsynta lavparasiter som växer på lunglav: lunglavsknapp (VU), skrovelmössing (DD), lunglavshårprick (DD), </w:t>
       </w:r>
       <w:r>
         <w:rPr>
@@ -138,7 +185,25 @@
         <w:t>Chalara lobariae</w:t>
       </w:r>
       <w:r>
-        <w:t xml:space="preserve"> (NA) (SLU Artdatabanken, 2025; SLU Artdatabanken, 2024; Nitare &amp; Skogsstyrelsen, 2019).</w:t>
+        <w:t xml:space="preserve"> (NA). Lunglav är typisk art för </w:t>
+      </w:r>
+      <w:r>
+        <w:rPr>
+          <w:i/>
+        </w:rPr>
+        <w:t>9010 Taiga, 9020 Nordlig ädellövskog, 9110 Näringsfattig bokskog, 9130 Näringsrik bokskog, 9160 Näringsrik ekskog, 9180 Ädellövskog i branter, 9190 Näringsfattig ekskog, 9070 Trädklädd betesmark, 9040 Fjällbjörkskog</w:t>
+      </w:r>
+      <w:r>
+        <w:t xml:space="preserve"> och</w:t>
+      </w:r>
+      <w:r>
+        <w:rPr>
+          <w:i/>
+        </w:rPr>
+        <w:t xml:space="preserve"> 6530 Lövängar</w:t>
+      </w:r>
+      <w:r>
+        <w:t xml:space="preserve"> (SLU Artdatabanken, 2025; SLU Artdatabanken, 2024; Nitare &amp; Skogsstyrelsen, 2019).</w:t>
       </w:r>
     </w:p>
     <w:p>
@@ -149,7 +214,34 @@
         <w:t>Svart trolldruva</w:t>
       </w:r>
       <w:r>
-        <w:t xml:space="preserve"> är en kalkgynnad växt som förekommer på näringsrik frisk mulljord i såväl bördiga kalkbarrskogar som sydliga kalklövskogar och lundar. Arten är en bra signalart för skyddsvärda biotoper i såväl löv- som barrskogar och tål inte slutavverkning och markberedning. Trolldruva är värdväxt för ett antal sällsynta fjärilsarter som ställer höga krav på sina livsmiljöer, däribland trolldruvemätare (EN), skuggmalmätare (VU) och trolldruvelobmätare (VU) (SLU Artdatabanken, 2024; Nitare &amp; Skogsstyrelsen, 2019).</w:t>
+        <w:t xml:space="preserve"> är en kalkgynnad växt som förekommer på näringsrik frisk mulljord i såväl bördiga kalkbarrskogar som sydliga kalklövskogar och lundar. Arten är en bra signalart för skyddsvärda biotoper i såväl löv- som barrskogar och tål inte slutavverkning och markberedning. Trolldruva är värdväxt för ett antal sällsynta fjärilsarter som ställer höga krav på sina livsmiljöer, däribland trolldruvemätare (EN), skuggmalmätare (VU) och trolldruvelobmätare (VU). Svart trolldruva är typisk art för </w:t>
+      </w:r>
+      <w:r>
+        <w:rPr>
+          <w:i/>
+        </w:rPr>
+        <w:t>9050 Näringsrik granskog,</w:t>
+      </w:r>
+      <w:r>
+        <w:t xml:space="preserve"> </w:t>
+      </w:r>
+      <w:r>
+        <w:rPr>
+          <w:i/>
+        </w:rPr>
+        <w:t xml:space="preserve">9020 Nordlig ädellövskog, 9160 Näringsrik ekskog, 9180 Ädellövskog i branter </w:t>
+      </w:r>
+      <w:r>
+        <w:t>och</w:t>
+      </w:r>
+      <w:r>
+        <w:rPr>
+          <w:i/>
+        </w:rPr>
+        <w:t xml:space="preserve"> 1610 Åsöar i Östersjön</w:t>
+      </w:r>
+      <w:r>
+        <w:t xml:space="preserve"> (SLU Artdatabanken, 2024; Nitare &amp; Skogsstyrelsen, 2019).</w:t>
       </w:r>
     </w:p>
     <w:p>
@@ -160,7 +252,16 @@
         <w:t>Tibast</w:t>
       </w:r>
       <w:r>
-        <w:t xml:space="preserve"> är en kalkgynnad buske som växer på mullrik, frisk eller svagt fuktig mark, exempelvis i gamla kalkgranskogar, lövträdslundar, varma källpåverkade sluttningar och exklusiva biotoper kopplade till vattendrag. Förekomster i gammal skog visar på höga naturvärden och bör alltid noteras i samband med naturvärdesinventeringar. Tibast är värdväxt för de två fjärilsarterna större tibastmal och brun tibastmal (CR) (SLU Artdatabanken, 2024; Nitare &amp; Skogsstyrelsen, 2019).</w:t>
+        <w:t xml:space="preserve"> är en kalkgynnad buske som växer på mullrik, frisk eller svagt fuktig mark, exempelvis i gamla kalkgranskogar, lövträdslundar, varma källpåverkade sluttningar och exklusiva biotoper kopplade till vattendrag. Förekomster i gammal skog visar på höga naturvärden och bör alltid noteras i samband med naturvärdesinventeringar. Tibast är typisk art för </w:t>
+      </w:r>
+      <w:r>
+        <w:rPr>
+          <w:i/>
+        </w:rPr>
+        <w:t>9050 Näringsrik granskog</w:t>
+      </w:r>
+      <w:r>
+        <w:t xml:space="preserve"> och värdväxt för de två fjärilsarterna större tibastmal och brun tibastmal (CR) (SLU Artdatabanken, 2024; Nitare &amp; Skogsstyrelsen, 2019).</w:t>
       </w:r>
     </w:p>
     <w:p>
@@ -171,7 +272,25 @@
         <w:t xml:space="preserve">Underviol </w:t>
       </w:r>
       <w:r>
-        <w:t>är en bra signalart i hela sitt utbredningsområde i såväl lövlundar som kalkbarrskogar. Arten är särskilt intressant när den förekommer i barrskog och indikerar då troligen relikta och hotade kalkbarrskogsekosystem. Underviol tål inte dagens storskaliga skogsbruksmetoder även om den vid enstaka tillfällen lyckas kvarstå i fuktdråg efter avverkning (Nitare &amp; Skogsstyrelsen, 2019).</w:t>
+        <w:t xml:space="preserve">är en bra signalart i hela sitt utbredningsområde i såväl lövlundar som kalkbarrskogar. Arten är särskilt intressant när den förekommer i barrskog och indikerar då troligen relikta och hotade kalkbarrskogsekosystem. Underviol tål inte dagens storskaliga skogsbruksmetoder även om den vid enstaka tillfällen lyckas kvarstå i fuktdråg efter avverkning. Underviol är typisk art för </w:t>
+      </w:r>
+      <w:r>
+        <w:rPr>
+          <w:i/>
+        </w:rPr>
+        <w:t xml:space="preserve">9050 Näringsrik granskog, 9020 Nordlig ädellövskog </w:t>
+      </w:r>
+      <w:r>
+        <w:t xml:space="preserve">och </w:t>
+      </w:r>
+      <w:r>
+        <w:rPr>
+          <w:i/>
+        </w:rPr>
+        <w:t>9160 Näringsrik ekskog</w:t>
+      </w:r>
+      <w:r>
+        <w:t xml:space="preserve"> (Nitare &amp; Skogsstyrelsen, 2019; SLU Artdatabanken, 2024).</w:t>
       </w:r>
     </w:p>
     <w:p>
@@ -182,7 +301,25 @@
         <w:t>Vårärt</w:t>
       </w:r>
       <w:r>
-        <w:t xml:space="preserve"> är en kalkgynnad mullväxt som är knuten till rik lundartad vegetation och har sin huvudsakliga förekomst i sydliga kalklövskogar, lövängen och hässlen. Den har även viktiga förekomster av reliktkaraktär i örtrika kalkgranskogar på frisk eller något fuktig mark i mellersta Sverige. Vårärt är en extra betydelsefull signalart i boreala (och boreonemorala) kalkgranskogar, då dessa förekomster nu är starkt fragmenterade och troligen visar på en flertusenårig ekologisk kontinuitet där spridning och etablering kan ha skett under postglaciala värmetiden. Arten tål inte dagens rationella skogsbruksmetoder (Nitare &amp; Skogsstyrelsen, 2019).</w:t>
+        <w:t xml:space="preserve"> är en kalkgynnad mullväxt som är knuten till rik lundartad vegetation och har sin huvudsakliga förekomst i sydliga kalklövskogar, lövängen och hässlen. Den har även viktiga förekomster av reliktkaraktär i örtrika kalkgranskogar på frisk eller något fuktig mark i mellersta Sverige. Vårärt är en extra betydelsefull signalart i boreala (och boreonemorala) kalkgranskogar, då dessa förekomster nu är starkt fragmenterade och troligen visar på en flertusenårig ekologisk kontinuitet där spridning och etablering kan ha skett under postglaciala värmetiden. Arten tål inte dagens rationella skogsbruksmetoder. Vårärt är typisk art för </w:t>
+      </w:r>
+      <w:r>
+        <w:rPr>
+          <w:i/>
+        </w:rPr>
+        <w:t xml:space="preserve">9050 Näringsrik granskog, 9020 Nordlig ädellövskog, 9160 Näringsrik ekskog </w:t>
+      </w:r>
+      <w:r>
+        <w:t xml:space="preserve">och </w:t>
+      </w:r>
+      <w:r>
+        <w:rPr>
+          <w:i/>
+        </w:rPr>
+        <w:t>9180 Ädellövskog i branter</w:t>
+      </w:r>
+      <w:r>
+        <w:t>. Den har minskat kraftigt under de senaste åren och enligt artdatabankens preliminära bedömning kommer den att bli rödlistad som nära hotad (NT) i nästa rödlista som kommer 2026 (Nitare &amp; Skogsstyrelsen, 2019; SLU Artdatabanken, 2025).</w:t>
       </w:r>
     </w:p>
     <w:p>
@@ -196,6 +333,35 @@
     <w:p>
       <w:r>
         <w:t>Följande fridlysta arter har sina livsmiljöer och växtplatser i den avverkningsanmälda skogen: tvåblad (S, §8), fläcknycklar (§8) och blåsippa (§9).</w:t>
+      </w:r>
+    </w:p>
+    <w:p>
+      <w:r>
+        <w:rPr>
+          <w:b/>
+        </w:rPr>
+        <w:t>Blåsippa (§9)</w:t>
+      </w:r>
+      <w:r>
+        <w:t xml:space="preserve"> är typisk art för </w:t>
+      </w:r>
+      <w:r>
+        <w:rPr>
+          <w:i/>
+        </w:rPr>
+        <w:t>9050 Näringsrik granskog, 9020 Nordlig ädellövskog</w:t>
+      </w:r>
+      <w:r>
+        <w:t xml:space="preserve"> och </w:t>
+      </w:r>
+      <w:r>
+        <w:rPr>
+          <w:i/>
+        </w:rPr>
+        <w:t>8240 Karsthällmarker</w:t>
+      </w:r>
+      <w:r>
+        <w:t xml:space="preserve"> (SLU Artdatabanken, 2025).</w:t>
       </w:r>
     </w:p>
     <w:p>
@@ -221,7 +387,25 @@
     </w:p>
     <w:p>
       <w:r>
-        <w:t>Lunglav (NT) är en av vårt lands främsta signalarter som överallt indikerar gamla lövträd, skogsbestånd med höga naturvärden och ekosystem med lång skoglig kontinuitet. Lokalt kan förekomsten vara mycket riklig men den hittas nästan enbart i gamla och ej slutavverkade skogar. Artens samtliga förekomster bör uppmärksammas från naturvårdssynpunkt, då många lokaler även hyser andra ovanliga och rödlistade arter. Rikliga förekomster bör skyddas med biotopskydd, frivilliga avsättningar eller reservat (SLU Artdatabanken, 2024; Nitare &amp; Skogsstyrelsen, 2019).</w:t>
+        <w:t xml:space="preserve">Lunglav (NT) är en av vårt lands främsta signalarter som överallt indikerar gamla lövträd, skogsbestånd med höga naturvärden och ekosystem med lång skoglig kontinuitet. Lokalt kan förekomsten vara mycket riklig men den hittas nästan enbart i gamla och ej slutavverkade skogar. Artens samtliga förekomster bör uppmärksammas från naturvårdssynpunkt, då många lokaler även hyser andra ovanliga och rödlistade arter. Rikliga förekomster bör skyddas med biotopskydd, frivilliga avsättningar eller reservat. Lunglav är typisk art för </w:t>
+      </w:r>
+      <w:r>
+        <w:rPr>
+          <w:i/>
+        </w:rPr>
+        <w:t>9010 Taiga, 9020 Nordlig ädellövskog, 9110 Näringsfattig bokskog, 9130 Näringsrik bokskog, 9160 Näringsrik ekskog, 9180 Ädellövskog i branter, 9190 Näringsfattig ekskog, 9070 Trädklädd betesmark, 9040 Fjällbjörkskog</w:t>
+      </w:r>
+      <w:r>
+        <w:t xml:space="preserve"> och</w:t>
+      </w:r>
+      <w:r>
+        <w:rPr>
+          <w:i/>
+        </w:rPr>
+        <w:t xml:space="preserve"> 6530 Lövängar</w:t>
+      </w:r>
+      <w:r>
+        <w:t xml:space="preserve"> (SLU Artdatabanken, 2024; Nitare &amp; Skogsstyrelsen, 2019).</w:t>
       </w:r>
     </w:p>
     <w:p>
@@ -452,7 +636,7 @@
     <w:r>
       <w:tab/>
       <w:tab/>
-      <w:t>2026-01-28</w:t>
+      <w:t>2026-01-29</w:t>
       <w:br/>
       <w:br/>
     </w:r>

--- a/tillsyn/A 60737-2025 tillsynsbegäran.docx
+++ b/tillsyn/A 60737-2025 tillsynsbegäran.docx
@@ -636,7 +636,7 @@
     <w:r>
       <w:tab/>
       <w:tab/>
-      <w:t>2026-01-29</w:t>
+      <w:t>2026-01-30</w:t>
       <w:br/>
       <w:br/>
     </w:r>

--- a/tillsyn/A 60737-2025 tillsynsbegäran.docx
+++ b/tillsyn/A 60737-2025 tillsynsbegäran.docx
@@ -636,7 +636,7 @@
     <w:r>
       <w:tab/>
       <w:tab/>
-      <w:t>2026-01-30</w:t>
+      <w:t>2026-01-31</w:t>
       <w:br/>
       <w:br/>
     </w:r>

--- a/tillsyn/A 60737-2025 tillsynsbegäran.docx
+++ b/tillsyn/A 60737-2025 tillsynsbegäran.docx
@@ -636,7 +636,7 @@
     <w:r>
       <w:tab/>
       <w:tab/>
-      <w:t>2026-03-01</w:t>
+      <w:t>2026-03-02</w:t>
       <w:br/>
       <w:br/>
     </w:r>

--- a/tillsyn/A 60737-2025 tillsynsbegäran.docx
+++ b/tillsyn/A 60737-2025 tillsynsbegäran.docx
@@ -636,7 +636,7 @@
     <w:r>
       <w:tab/>
       <w:tab/>
-      <w:t>2026-03-02</w:t>
+      <w:t>2026-03-03</w:t>
       <w:br/>
       <w:br/>
     </w:r>

--- a/tillsyn/A 60737-2025 tillsynsbegäran.docx
+++ b/tillsyn/A 60737-2025 tillsynsbegäran.docx
@@ -636,7 +636,7 @@
     <w:r>
       <w:tab/>
       <w:tab/>
-      <w:t>2026-03-03</w:t>
+      <w:t>2026-03-04</w:t>
       <w:br/>
       <w:br/>
     </w:r>

--- a/tillsyn/A 60737-2025 tillsynsbegäran.docx
+++ b/tillsyn/A 60737-2025 tillsynsbegäran.docx
@@ -636,7 +636,7 @@
     <w:r>
       <w:tab/>
       <w:tab/>
-      <w:t>2026-03-04</w:t>
+      <w:t>2026-03-05</w:t>
       <w:br/>
       <w:br/>
     </w:r>

--- a/tillsyn/A 60737-2025 tillsynsbegäran.docx
+++ b/tillsyn/A 60737-2025 tillsynsbegäran.docx
@@ -636,7 +636,7 @@
     <w:r>
       <w:tab/>
       <w:tab/>
-      <w:t>2026-03-05</w:t>
+      <w:t>2026-03-06</w:t>
       <w:br/>
       <w:br/>
     </w:r>

--- a/tillsyn/A 60737-2025 tillsynsbegäran.docx
+++ b/tillsyn/A 60737-2025 tillsynsbegäran.docx
@@ -636,7 +636,7 @@
     <w:r>
       <w:tab/>
       <w:tab/>
-      <w:t>2026-03-06</w:t>
+      <w:t>2026-03-07</w:t>
       <w:br/>
       <w:br/>
     </w:r>

--- a/tillsyn/A 60737-2025 tillsynsbegäran.docx
+++ b/tillsyn/A 60737-2025 tillsynsbegäran.docx
@@ -636,7 +636,7 @@
     <w:r>
       <w:tab/>
       <w:tab/>
-      <w:t>2026-03-07</w:t>
+      <w:t>2026-03-08</w:t>
       <w:br/>
       <w:br/>
     </w:r>

--- a/tillsyn/A 60737-2025 tillsynsbegäran.docx
+++ b/tillsyn/A 60737-2025 tillsynsbegäran.docx
@@ -636,7 +636,7 @@
     <w:r>
       <w:tab/>
       <w:tab/>
-      <w:t>2026-03-08</w:t>
+      <w:t>2026-03-09</w:t>
       <w:br/>
       <w:br/>
     </w:r>

--- a/tillsyn/A 60737-2025 tillsynsbegäran.docx
+++ b/tillsyn/A 60737-2025 tillsynsbegäran.docx
@@ -636,7 +636,7 @@
     <w:r>
       <w:tab/>
       <w:tab/>
-      <w:t>2026-03-09</w:t>
+      <w:t>2026-03-10</w:t>
       <w:br/>
       <w:br/>
     </w:r>

--- a/tillsyn/A 60737-2025 tillsynsbegäran.docx
+++ b/tillsyn/A 60737-2025 tillsynsbegäran.docx
@@ -636,7 +636,7 @@
     <w:r>
       <w:tab/>
       <w:tab/>
-      <w:t>2026-03-10</w:t>
+      <w:t>2026-03-11</w:t>
       <w:br/>
       <w:br/>
     </w:r>

--- a/tillsyn/A 60737-2025 tillsynsbegäran.docx
+++ b/tillsyn/A 60737-2025 tillsynsbegäran.docx
@@ -636,7 +636,7 @@
     <w:r>
       <w:tab/>
       <w:tab/>
-      <w:t>2026-03-11</w:t>
+      <w:t>2026-03-12</w:t>
       <w:br/>
       <w:br/>
     </w:r>

--- a/tillsyn/A 60737-2025 tillsynsbegäran.docx
+++ b/tillsyn/A 60737-2025 tillsynsbegäran.docx
@@ -636,7 +636,7 @@
     <w:r>
       <w:tab/>
       <w:tab/>
-      <w:t>2026-03-12</w:t>
+      <w:t>2026-03-13</w:t>
       <w:br/>
       <w:br/>
     </w:r>

--- a/tillsyn/A 60737-2025 tillsynsbegäran.docx
+++ b/tillsyn/A 60737-2025 tillsynsbegäran.docx
@@ -636,7 +636,7 @@
     <w:r>
       <w:tab/>
       <w:tab/>
-      <w:t>2026-03-13</w:t>
+      <w:t>2026-03-16</w:t>
       <w:br/>
       <w:br/>
     </w:r>

--- a/tillsyn/A 60737-2025 tillsynsbegäran.docx
+++ b/tillsyn/A 60737-2025 tillsynsbegäran.docx
@@ -636,7 +636,7 @@
     <w:r>
       <w:tab/>
       <w:tab/>
-      <w:t>2026-03-16</w:t>
+      <w:t>2026-03-17</w:t>
       <w:br/>
       <w:br/>
     </w:r>

--- a/tillsyn/A 60737-2025 tillsynsbegäran.docx
+++ b/tillsyn/A 60737-2025 tillsynsbegäran.docx
@@ -636,7 +636,7 @@
     <w:r>
       <w:tab/>
       <w:tab/>
-      <w:t>2026-03-17</w:t>
+      <w:t>2026-03-18</w:t>
       <w:br/>
       <w:br/>
     </w:r>

--- a/tillsyn/A 60737-2025 tillsynsbegäran.docx
+++ b/tillsyn/A 60737-2025 tillsynsbegäran.docx
@@ -636,7 +636,7 @@
     <w:r>
       <w:tab/>
       <w:tab/>
-      <w:t>2026-03-18</w:t>
+      <w:t>2026-03-19</w:t>
       <w:br/>
       <w:br/>
     </w:r>

--- a/tillsyn/A 60737-2025 tillsynsbegäran.docx
+++ b/tillsyn/A 60737-2025 tillsynsbegäran.docx
@@ -636,7 +636,7 @@
     <w:r>
       <w:tab/>
       <w:tab/>
-      <w:t>2026-03-19</w:t>
+      <w:t>2026-03-20</w:t>
       <w:br/>
       <w:br/>
     </w:r>

--- a/tillsyn/A 60737-2025 tillsynsbegäran.docx
+++ b/tillsyn/A 60737-2025 tillsynsbegäran.docx
@@ -636,7 +636,7 @@
     <w:r>
       <w:tab/>
       <w:tab/>
-      <w:t>2026-03-20</w:t>
+      <w:t>2026-03-21</w:t>
       <w:br/>
       <w:br/>
     </w:r>

--- a/tillsyn/A 60737-2025 tillsynsbegäran.docx
+++ b/tillsyn/A 60737-2025 tillsynsbegäran.docx
@@ -636,7 +636,7 @@
     <w:r>
       <w:tab/>
       <w:tab/>
-      <w:t>2026-03-21</w:t>
+      <w:t>2026-03-22</w:t>
       <w:br/>
       <w:br/>
     </w:r>

--- a/tillsyn/A 60737-2025 tillsynsbegäran.docx
+++ b/tillsyn/A 60737-2025 tillsynsbegäran.docx
@@ -636,7 +636,7 @@
     <w:r>
       <w:tab/>
       <w:tab/>
-      <w:t>2026-03-22</w:t>
+      <w:t>2026-03-23</w:t>
       <w:br/>
       <w:br/>
     </w:r>

--- a/tillsyn/A 60737-2025 tillsynsbegäran.docx
+++ b/tillsyn/A 60737-2025 tillsynsbegäran.docx
@@ -636,7 +636,7 @@
     <w:r>
       <w:tab/>
       <w:tab/>
-      <w:t>2026-03-23</w:t>
+      <w:t>2026-03-24</w:t>
       <w:br/>
       <w:br/>
     </w:r>

--- a/tillsyn/A 60737-2025 tillsynsbegäran.docx
+++ b/tillsyn/A 60737-2025 tillsynsbegäran.docx
@@ -636,7 +636,7 @@
     <w:r>
       <w:tab/>
       <w:tab/>
-      <w:t>2026-03-24</w:t>
+      <w:t>2026-03-25</w:t>
       <w:br/>
       <w:br/>
     </w:r>

--- a/tillsyn/A 60737-2025 tillsynsbegäran.docx
+++ b/tillsyn/A 60737-2025 tillsynsbegäran.docx
@@ -636,7 +636,7 @@
     <w:r>
       <w:tab/>
       <w:tab/>
-      <w:t>2026-03-25</w:t>
+      <w:t>2026-03-26</w:t>
       <w:br/>
       <w:br/>
     </w:r>

--- a/tillsyn/A 60737-2025 tillsynsbegäran.docx
+++ b/tillsyn/A 60737-2025 tillsynsbegäran.docx
@@ -636,7 +636,7 @@
     <w:r>
       <w:tab/>
       <w:tab/>
-      <w:t>2026-03-26</w:t>
+      <w:t>2026-03-27</w:t>
       <w:br/>
       <w:br/>
     </w:r>

--- a/tillsyn/A 60737-2025 tillsynsbegäran.docx
+++ b/tillsyn/A 60737-2025 tillsynsbegäran.docx
@@ -636,7 +636,7 @@
     <w:r>
       <w:tab/>
       <w:tab/>
-      <w:t>2026-03-27</w:t>
+      <w:t>2026-03-28</w:t>
       <w:br/>
       <w:br/>
     </w:r>

--- a/tillsyn/A 60737-2025 tillsynsbegäran.docx
+++ b/tillsyn/A 60737-2025 tillsynsbegäran.docx
@@ -636,7 +636,7 @@
     <w:r>
       <w:tab/>
       <w:tab/>
-      <w:t>2026-03-28</w:t>
+      <w:t>2026-03-29</w:t>
       <w:br/>
       <w:br/>
     </w:r>

--- a/tillsyn/A 60737-2025 tillsynsbegäran.docx
+++ b/tillsyn/A 60737-2025 tillsynsbegäran.docx
@@ -636,7 +636,7 @@
     <w:r>
       <w:tab/>
       <w:tab/>
-      <w:t>2026-03-29</w:t>
+      <w:t>2026-03-30</w:t>
       <w:br/>
       <w:br/>
     </w:r>

--- a/tillsyn/A 60737-2025 tillsynsbegäran.docx
+++ b/tillsyn/A 60737-2025 tillsynsbegäran.docx
@@ -636,7 +636,7 @@
     <w:r>
       <w:tab/>
       <w:tab/>
-      <w:t>2026-03-30</w:t>
+      <w:t>2026-03-31</w:t>
       <w:br/>
       <w:br/>
     </w:r>

--- a/tillsyn/A 60737-2025 tillsynsbegäran.docx
+++ b/tillsyn/A 60737-2025 tillsynsbegäran.docx
@@ -636,7 +636,7 @@
     <w:r>
       <w:tab/>
       <w:tab/>
-      <w:t>2026-03-31</w:t>
+      <w:t>2026-04-01</w:t>
       <w:br/>
       <w:br/>
     </w:r>

--- a/tillsyn/A 60737-2025 tillsynsbegäran.docx
+++ b/tillsyn/A 60737-2025 tillsynsbegäran.docx
@@ -636,7 +636,7 @@
     <w:r>
       <w:tab/>
       <w:tab/>
-      <w:t>2026-04-01</w:t>
+      <w:t>2026-04-02</w:t>
       <w:br/>
       <w:br/>
     </w:r>

--- a/tillsyn/A 60737-2025 tillsynsbegäran.docx
+++ b/tillsyn/A 60737-2025 tillsynsbegäran.docx
@@ -636,7 +636,7 @@
     <w:r>
       <w:tab/>
       <w:tab/>
-      <w:t>2026-04-02</w:t>
+      <w:t>2026-04-03</w:t>
       <w:br/>
       <w:br/>
     </w:r>

--- a/tillsyn/A 60737-2025 tillsynsbegäran.docx
+++ b/tillsyn/A 60737-2025 tillsynsbegäran.docx
@@ -636,7 +636,7 @@
     <w:r>
       <w:tab/>
       <w:tab/>
-      <w:t>2026-04-03</w:t>
+      <w:t>2026-04-04</w:t>
       <w:br/>
       <w:br/>
     </w:r>

--- a/tillsyn/A 60737-2025 tillsynsbegäran.docx
+++ b/tillsyn/A 60737-2025 tillsynsbegäran.docx
@@ -636,7 +636,7 @@
     <w:r>
       <w:tab/>
       <w:tab/>
-      <w:t>2026-04-04</w:t>
+      <w:t>2026-04-05</w:t>
       <w:br/>
       <w:br/>
     </w:r>

--- a/tillsyn/A 60737-2025 tillsynsbegäran.docx
+++ b/tillsyn/A 60737-2025 tillsynsbegäran.docx
@@ -636,7 +636,7 @@
     <w:r>
       <w:tab/>
       <w:tab/>
-      <w:t>2026-04-05</w:t>
+      <w:t>2026-04-06</w:t>
       <w:br/>
       <w:br/>
     </w:r>

--- a/tillsyn/A 60737-2025 tillsynsbegäran.docx
+++ b/tillsyn/A 60737-2025 tillsynsbegäran.docx
@@ -167,25 +167,34 @@
         <w:t>Lunglav (NT)</w:t>
       </w:r>
       <w:r>
-        <w:t xml:space="preserve"> är en av vårt lands främsta signalarter som överallt indikerar gamla lövträd, skogsbestånd med höga naturvärden och ekosystem med långskoglig kontinuitet. Lokalt kan förekomsten vara mycket riklig men den hittas nästan enbart i gamla och ej slutavverkade skogar. Artens samtliga förekomster bör uppmärksammas från naturvårdssynpunkt, då många lokaler även hyser andra ovanliga och rödlistade arter. Rikliga förekomster bör skyddas med biotopskydd, frivilliga avsättningar eller reservat. Det finns ett antal sällsynta lavparasiter som växer på lunglav: lunglavsknapp (VU), skrovelmössing (DD), lunglavshårprick (DD), </w:t>
+        <w:t xml:space="preserve"> är en av vårt lands främsta signalarter som överallt indikerar gamla lövträd, skogsbestånd med höga naturvärden och ekosystem med långskoglig kontinuitet. Lokalt kan förekomsten vara mycket riklig men den hittas nästan enbart i gamla och ej slutavverkade skogar. Artens samtliga förekomster bör uppmärksammas från naturvårdssynpunkt, då många lokaler även hyser andra ovanliga och rödlistade arter. Rikliga förekomster bör skyddas med biotopskydd, frivilliga avsättningar eller reservat. På lunglav kan de sällsynta lavparasiterna lunglavshårprick (CR), </w:t>
       </w:r>
       <w:r>
         <w:rPr>
           <w:i/>
         </w:rPr>
-        <w:t>Calycina alstrupii</w:t>
+        <w:t>Abrothallus diederichii</w:t>
       </w:r>
       <w:r>
-        <w:t xml:space="preserve"> (NA) och </w:t>
+        <w:t xml:space="preserve"> (VU), </w:t>
       </w:r>
       <w:r>
         <w:rPr>
           <w:i/>
         </w:rPr>
-        <w:t>Chalara lobariae</w:t>
+        <w:t>Abrothallus lobariae</w:t>
       </w:r>
       <w:r>
-        <w:t xml:space="preserve"> (NA). Lunglav är typisk art för </w:t>
+        <w:t xml:space="preserve"> (VU), </w:t>
+      </w:r>
+      <w:r>
+        <w:rPr>
+          <w:i/>
+        </w:rPr>
+        <w:t>Calycina lobariae</w:t>
+      </w:r>
+      <w:r>
+        <w:t xml:space="preserve"> (VU), lunglavsknapp (VU) och skrovelmössing (VU) påträffas. Lunglav är typisk art för </w:t>
       </w:r>
       <w:r>
         <w:rPr>
@@ -203,7 +212,7 @@
         <w:t xml:space="preserve"> 6530 Lövängar</w:t>
       </w:r>
       <w:r>
-        <w:t xml:space="preserve"> (SLU Artdatabanken, 2025; SLU Artdatabanken, 2024; Nitare &amp; Skogsstyrelsen, 2019).</w:t>
+        <w:t xml:space="preserve"> (SLU Artdatabanken, 2026; Nitare &amp; Skogsstyrelsen, 2019).</w:t>
       </w:r>
     </w:p>
     <w:p>
@@ -298,10 +307,10 @@
         <w:rPr>
           <w:b/>
         </w:rPr>
-        <w:t>Vårärt</w:t>
+        <w:t>Vårärt (NT)</w:t>
       </w:r>
       <w:r>
-        <w:t xml:space="preserve"> är en kalkgynnad mullväxt som är knuten till rik lundartad vegetation och har sin huvudsakliga förekomst i sydliga kalklövskogar, lövängen och hässlen. Den har även viktiga förekomster av reliktkaraktär i örtrika kalkgranskogar på frisk eller något fuktig mark i mellersta Sverige. Vårärt är en extra betydelsefull signalart i boreala (och boreonemorala) kalkgranskogar, då dessa förekomster nu är starkt fragmenterade och troligen visar på en flertusenårig ekologisk kontinuitet där spridning och etablering kan ha skett under postglaciala värmetiden. Arten tål inte dagens rationella skogsbruksmetoder. Vårärt är typisk art för </w:t>
+        <w:t xml:space="preserve"> är en kalkgynnad mullväxt som är knuten till rik lundartad vegetation och har sin huvudsakliga förekomst i sydliga kalklövskogar, lövängen och hässlen. Den har även viktiga förekomster av reliktkaraktär i örtrika kalkgranskogar på frisk eller något fuktig mark i mellersta Sverige. Vårärt är en extra betydelsefull signalart i boreala och boreonemorala kalkgranskogar, då dessa förekomster nu är starkt fragmenterade och troligen visar på en flertusenårig ekologisk kontinuitet där spridning och etablering kan ha skett under postglaciala värmetiden. Arten tål inte dagens storskaliga skogsbruksmetoder och den kommer in på rödlistan för första gången 2025 till följd av en kraftig minskning (&gt;50%) i Riksskogstaxeringens data. Vårärt är typisk art för </w:t>
       </w:r>
       <w:r>
         <w:rPr>
@@ -319,7 +328,7 @@
         <w:t>9180 Ädellövskog i branter</w:t>
       </w:r>
       <w:r>
-        <w:t>. Den har minskat kraftigt under de senaste åren och enligt artdatabankens preliminära bedömning kommer den att bli rödlistad som nära hotad (NT) i nästa rödlista som kommer 2026 (Nitare &amp; Skogsstyrelsen, 2019; SLU Artdatabanken, 2025).</w:t>
+        <w:t xml:space="preserve"> (Nitare &amp; Skogsstyrelsen, 2019; SLU Artdatabanken, 2026).</w:t>
       </w:r>
     </w:p>
     <w:p>
@@ -387,7 +396,39 @@
     </w:p>
     <w:p>
       <w:r>
-        <w:t xml:space="preserve">Lunglav (NT) är en av vårt lands främsta signalarter som överallt indikerar gamla lövträd, skogsbestånd med höga naturvärden och ekosystem med lång skoglig kontinuitet. Lokalt kan förekomsten vara mycket riklig men den hittas nästan enbart i gamla och ej slutavverkade skogar. Artens samtliga förekomster bör uppmärksammas från naturvårdssynpunkt, då många lokaler även hyser andra ovanliga och rödlistade arter. Rikliga förekomster bör skyddas med biotopskydd, frivilliga avsättningar eller reservat. Lunglav är typisk art för </w:t>
+        <w:t xml:space="preserve">Lunglav (NT) är en av vårt lands främsta signalarter som överallt indikerar gamla lövträd, skogsbestånd med höga naturvärden och ekosystem med lång skoglig kontinuitet. Lokalt kan förekomsten vara mycket riklig men den hittas nästan enbart i gamla och ej slutavverkade skogar. Artens samtliga förekomster bör uppmärksammas från naturvårdssynpunkt, då många lokaler även hyser andra ovanliga och rödlistade arter, däribland de sällsynta lavparasiterna lunglavshårprick (CR), </w:t>
+      </w:r>
+      <w:r>
+        <w:rPr>
+          <w:i/>
+        </w:rPr>
+        <w:t>Abrothallus diederichii</w:t>
+      </w:r>
+      <w:r>
+        <w:t xml:space="preserve"> (VU), </w:t>
+      </w:r>
+      <w:r>
+        <w:rPr>
+          <w:i/>
+        </w:rPr>
+        <w:t>Abrothallus lobariae</w:t>
+      </w:r>
+      <w:r>
+        <w:t xml:space="preserve"> (VU), </w:t>
+      </w:r>
+      <w:r>
+        <w:rPr>
+          <w:i/>
+        </w:rPr>
+        <w:t>Calycina lobariae</w:t>
+      </w:r>
+      <w:r>
+        <w:t xml:space="preserve"> (VU), lunglavsknapp (VU) och skrovelmössing (VU), som växer på lunglav. Rikliga förekomster med lunglav bör skyddas med biotopskydd, frivilliga avsättningar eller reservat (SLU Artdatabanken, 2026; Nitare &amp; Skogsstyrelsen, 2019).</w:t>
+      </w:r>
+    </w:p>
+    <w:p>
+      <w:r>
+        <w:t xml:space="preserve">Lunglav är typisk art för </w:t>
       </w:r>
       <w:r>
         <w:rPr>
@@ -405,57 +446,7 @@
         <w:t xml:space="preserve"> 6530 Lövängar</w:t>
       </w:r>
       <w:r>
-        <w:t xml:space="preserve"> (SLU Artdatabanken, 2024; Nitare &amp; Skogsstyrelsen, 2019).</w:t>
-      </w:r>
-    </w:p>
-    <w:p>
-      <w:r>
-        <w:t xml:space="preserve">På lunglav kan man sällsynt finna små svarta skivlika bildningar som liknar apothecier men som är en parasitisk svamp, Lunglavsknapp </w:t>
-      </w:r>
-      <w:r>
-        <w:rPr>
-          <w:i/>
-        </w:rPr>
-        <w:t>Plectocarpon lichenum</w:t>
-      </w:r>
-      <w:r>
-        <w:t xml:space="preserve"> (VU). Det finns ytterligare ett antal parasiter vilka bara förekommer på lunglav: Skrovelmössing </w:t>
-      </w:r>
-      <w:r>
-        <w:rPr>
-          <w:i/>
-        </w:rPr>
-        <w:t>Dactylospora lobariella</w:t>
-      </w:r>
-      <w:r>
-        <w:t xml:space="preserve"> (rödlistad som Kunskapsbrist DD) och Lunglavshårprick </w:t>
-      </w:r>
-      <w:r>
-        <w:rPr>
-          <w:i/>
-        </w:rPr>
-        <w:t>Niesslia lobariae</w:t>
-      </w:r>
-      <w:r>
-        <w:t xml:space="preserve"> (rödlistad som Kunskapsbrist DD). Skrovelmössing (DD) har små svarta apothecier och bruna, 1-septerade sporer och Lunglavshårprick (DD) har brunhåriga perithecier och färglösa, 1-septerade sporer. Nyligen har ytterligare två lavparasiter påträffats i Sverige som växer på lunglav: </w:t>
-      </w:r>
-      <w:r>
-        <w:rPr>
-          <w:i/>
-        </w:rPr>
-        <w:t>Calycina alstrupii</w:t>
-      </w:r>
-      <w:r>
-        <w:t xml:space="preserve"> (NA) och </w:t>
-      </w:r>
-      <w:r>
-        <w:rPr>
-          <w:i/>
-        </w:rPr>
-        <w:t>Chalara lobariae</w:t>
-      </w:r>
-      <w:r>
-        <w:t xml:space="preserve"> (NA) (SLU Artdatabanken, 2025; SLU Artdatabanken, 2024; Nitare &amp; Skogsstyrelsen, 2019).</w:t>
+        <w:t xml:space="preserve"> (SLU Artdatabanken, 2026).</w:t>
       </w:r>
     </w:p>
     <w:p>
@@ -482,7 +473,7 @@
     </w:p>
     <w:p>
       <w:r>
-        <w:t xml:space="preserve">SLU Artdatabanken, 2024. </w:t>
+        <w:t xml:space="preserve">SLU Artdatabanken, 2026. </w:t>
       </w:r>
       <w:r>
         <w:rPr>
@@ -492,20 +483,6 @@
       </w:r>
       <w:r>
         <w:t>SLU Artdatabanken, Uppsala.</w:t>
-      </w:r>
-    </w:p>
-    <w:p>
-      <w:r>
-        <w:t xml:space="preserve">SLU Artdatabanken, 2025. </w:t>
-      </w:r>
-      <w:r>
-        <w:rPr>
-          <w:i/>
-        </w:rPr>
-        <w:t xml:space="preserve">Över 20 nya lavparasiter för Sverige. </w:t>
-      </w:r>
-      <w:r>
-        <w:t>https://www.slu.se/artdatabanken/arter-och-natur/artiklar/over-20-nya-lavparasiter-for-sverige/</w:t>
       </w:r>
     </w:p>
     <w:sectPr>
@@ -636,7 +613,7 @@
     <w:r>
       <w:tab/>
       <w:tab/>
-      <w:t>2026-04-06</w:t>
+      <w:t>2026-04-07</w:t>
       <w:br/>
       <w:br/>
     </w:r>

--- a/tillsyn/A 60737-2025 tillsynsbegäran.docx
+++ b/tillsyn/A 60737-2025 tillsynsbegäran.docx
@@ -613,7 +613,7 @@
     <w:r>
       <w:tab/>
       <w:tab/>
-      <w:t>2026-04-07</w:t>
+      <w:t>2026-04-08</w:t>
       <w:br/>
       <w:br/>
     </w:r>

--- a/tillsyn/A 60737-2025 tillsynsbegäran.docx
+++ b/tillsyn/A 60737-2025 tillsynsbegäran.docx
@@ -613,7 +613,7 @@
     <w:r>
       <w:tab/>
       <w:tab/>
-      <w:t>2026-04-08</w:t>
+      <w:t>2026-04-09</w:t>
       <w:br/>
       <w:br/>
     </w:r>

--- a/tillsyn/A 60737-2025 tillsynsbegäran.docx
+++ b/tillsyn/A 60737-2025 tillsynsbegäran.docx
@@ -613,7 +613,7 @@
     <w:r>
       <w:tab/>
       <w:tab/>
-      <w:t>2026-04-09</w:t>
+      <w:t>2026-04-10</w:t>
       <w:br/>
       <w:br/>
     </w:r>

--- a/tillsyn/A 60737-2025 tillsynsbegäran.docx
+++ b/tillsyn/A 60737-2025 tillsynsbegäran.docx
@@ -613,7 +613,7 @@
     <w:r>
       <w:tab/>
       <w:tab/>
-      <w:t>2026-04-10</w:t>
+      <w:t>2026-04-11</w:t>
       <w:br/>
       <w:br/>
     </w:r>

--- a/tillsyn/A 60737-2025 tillsynsbegäran.docx
+++ b/tillsyn/A 60737-2025 tillsynsbegäran.docx
@@ -613,7 +613,7 @@
     <w:r>
       <w:tab/>
       <w:tab/>
-      <w:t>2026-04-11</w:t>
+      <w:t>2026-04-12</w:t>
       <w:br/>
       <w:br/>
     </w:r>

--- a/tillsyn/A 60737-2025 tillsynsbegäran.docx
+++ b/tillsyn/A 60737-2025 tillsynsbegäran.docx
@@ -613,7 +613,7 @@
     <w:r>
       <w:tab/>
       <w:tab/>
-      <w:t>2026-04-14</w:t>
+      <w:t>2026-04-15</w:t>
       <w:br/>
       <w:br/>
     </w:r>

--- a/tillsyn/A 60737-2025 tillsynsbegäran.docx
+++ b/tillsyn/A 60737-2025 tillsynsbegäran.docx
@@ -613,7 +613,7 @@
     <w:r>
       <w:tab/>
       <w:tab/>
-      <w:t>2026-04-15</w:t>
+      <w:t>2026-04-16</w:t>
       <w:br/>
       <w:br/>
     </w:r>

--- a/tillsyn/A 60737-2025 tillsynsbegäran.docx
+++ b/tillsyn/A 60737-2025 tillsynsbegäran.docx
@@ -613,7 +613,7 @@
     <w:r>
       <w:tab/>
       <w:tab/>
-      <w:t>2026-04-16</w:t>
+      <w:t>2026-04-17</w:t>
       <w:br/>
       <w:br/>
     </w:r>

--- a/tillsyn/A 60737-2025 tillsynsbegäran.docx
+++ b/tillsyn/A 60737-2025 tillsynsbegäran.docx
@@ -613,7 +613,7 @@
     <w:r>
       <w:tab/>
       <w:tab/>
-      <w:t>2026-04-17</w:t>
+      <w:t>2026-04-18</w:t>
       <w:br/>
       <w:br/>
     </w:r>

--- a/tillsyn/A 60737-2025 tillsynsbegäran.docx
+++ b/tillsyn/A 60737-2025 tillsynsbegäran.docx
@@ -613,7 +613,7 @@
     <w:r>
       <w:tab/>
       <w:tab/>
-      <w:t>2026-04-18</w:t>
+      <w:t>2026-04-19</w:t>
       <w:br/>
       <w:br/>
     </w:r>

--- a/tillsyn/A 60737-2025 tillsynsbegäran.docx
+++ b/tillsyn/A 60737-2025 tillsynsbegäran.docx
@@ -613,7 +613,7 @@
     <w:r>
       <w:tab/>
       <w:tab/>
-      <w:t>2026-04-19</w:t>
+      <w:t>2026-04-20</w:t>
       <w:br/>
       <w:br/>
     </w:r>

--- a/tillsyn/A 60737-2025 tillsynsbegäran.docx
+++ b/tillsyn/A 60737-2025 tillsynsbegäran.docx
@@ -613,7 +613,7 @@
     <w:r>
       <w:tab/>
       <w:tab/>
-      <w:t>2026-04-20</w:t>
+      <w:t>2026-04-21</w:t>
       <w:br/>
       <w:br/>
     </w:r>

--- a/tillsyn/A 60737-2025 tillsynsbegäran.docx
+++ b/tillsyn/A 60737-2025 tillsynsbegäran.docx
@@ -613,7 +613,7 @@
     <w:r>
       <w:tab/>
       <w:tab/>
-      <w:t>2026-04-21</w:t>
+      <w:t>2026-04-22</w:t>
       <w:br/>
       <w:br/>
     </w:r>

--- a/tillsyn/A 60737-2025 tillsynsbegäran.docx
+++ b/tillsyn/A 60737-2025 tillsynsbegäran.docx
@@ -613,7 +613,7 @@
     <w:r>
       <w:tab/>
       <w:tab/>
-      <w:t>2026-04-22</w:t>
+      <w:t>2026-04-23</w:t>
       <w:br/>
       <w:br/>
     </w:r>

--- a/tillsyn/A 60737-2025 tillsynsbegäran.docx
+++ b/tillsyn/A 60737-2025 tillsynsbegäran.docx
@@ -613,7 +613,7 @@
     <w:r>
       <w:tab/>
       <w:tab/>
-      <w:t>2026-04-23</w:t>
+      <w:t>2026-04-24</w:t>
       <w:br/>
       <w:br/>
     </w:r>

--- a/tillsyn/A 60737-2025 tillsynsbegäran.docx
+++ b/tillsyn/A 60737-2025 tillsynsbegäran.docx
@@ -613,7 +613,7 @@
     <w:r>
       <w:tab/>
       <w:tab/>
-      <w:t>2026-04-24</w:t>
+      <w:t>2026-04-25</w:t>
       <w:br/>
       <w:br/>
     </w:r>

--- a/tillsyn/A 60737-2025 tillsynsbegäran.docx
+++ b/tillsyn/A 60737-2025 tillsynsbegäran.docx
@@ -613,7 +613,7 @@
     <w:r>
       <w:tab/>
       <w:tab/>
-      <w:t>2026-04-25</w:t>
+      <w:t>2026-04-26</w:t>
       <w:br/>
       <w:br/>
     </w:r>

--- a/tillsyn/A 60737-2025 tillsynsbegäran.docx
+++ b/tillsyn/A 60737-2025 tillsynsbegäran.docx
@@ -613,7 +613,7 @@
     <w:r>
       <w:tab/>
       <w:tab/>
-      <w:t>2026-04-26</w:t>
+      <w:t>2026-04-27</w:t>
       <w:br/>
       <w:br/>
     </w:r>

--- a/tillsyn/A 60737-2025 tillsynsbegäran.docx
+++ b/tillsyn/A 60737-2025 tillsynsbegäran.docx
@@ -613,7 +613,7 @@
     <w:r>
       <w:tab/>
       <w:tab/>
-      <w:t>2026-04-27</w:t>
+      <w:t>2026-04-28</w:t>
       <w:br/>
       <w:br/>
     </w:r>

--- a/tillsyn/A 60737-2025 tillsynsbegäran.docx
+++ b/tillsyn/A 60737-2025 tillsynsbegäran.docx
@@ -613,7 +613,7 @@
     <w:r>
       <w:tab/>
       <w:tab/>
-      <w:t>2026-04-28</w:t>
+      <w:t>2026-04-29</w:t>
       <w:br/>
       <w:br/>
     </w:r>

--- a/tillsyn/A 60737-2025 tillsynsbegäran.docx
+++ b/tillsyn/A 60737-2025 tillsynsbegäran.docx
@@ -613,7 +613,7 @@
     <w:r>
       <w:tab/>
       <w:tab/>
-      <w:t>2026-04-29</w:t>
+      <w:t>2026-04-30</w:t>
       <w:br/>
       <w:br/>
     </w:r>

--- a/tillsyn/A 60737-2025 tillsynsbegäran.docx
+++ b/tillsyn/A 60737-2025 tillsynsbegäran.docx
@@ -613,7 +613,7 @@
     <w:r>
       <w:tab/>
       <w:tab/>
-      <w:t>2026-04-30</w:t>
+      <w:t>2026-05-01</w:t>
       <w:br/>
       <w:br/>
     </w:r>

--- a/tillsyn/A 60737-2025 tillsynsbegäran.docx
+++ b/tillsyn/A 60737-2025 tillsynsbegäran.docx
@@ -613,7 +613,7 @@
     <w:r>
       <w:tab/>
       <w:tab/>
-      <w:t>2026-05-01</w:t>
+      <w:t>2026-05-02</w:t>
       <w:br/>
       <w:br/>
     </w:r>

--- a/tillsyn/A 60737-2025 tillsynsbegäran.docx
+++ b/tillsyn/A 60737-2025 tillsynsbegäran.docx
@@ -613,7 +613,7 @@
     <w:r>
       <w:tab/>
       <w:tab/>
-      <w:t>2026-05-02</w:t>
+      <w:t>2026-05-03</w:t>
       <w:br/>
       <w:br/>
     </w:r>

--- a/tillsyn/A 60737-2025 tillsynsbegäran.docx
+++ b/tillsyn/A 60737-2025 tillsynsbegäran.docx
@@ -613,7 +613,7 @@
     <w:r>
       <w:tab/>
       <w:tab/>
-      <w:t>2026-05-16</w:t>
+      <w:t>2026-05-17</w:t>
       <w:br/>
       <w:br/>
     </w:r>
